--- a/计算机网络/实验/demo第1次.docx
+++ b/计算机网络/实验/demo第1次.docx
@@ -3298,39 +3298,35 @@
               <w:tblLook w:val="04A0" w:firstRow="1" w:lastRow="0" w:firstColumn="1" w:lastColumn="0" w:noHBand="0" w:noVBand="1"/>
             </w:tblPr>
             <w:tblGrid>
-              <w:gridCol w:w="2430"/>
-              <w:gridCol w:w="6077"/>
+              <w:gridCol w:w="2467"/>
+              <w:gridCol w:w="6040"/>
             </w:tblGrid>
             <w:tr>
+              <w:trPr>
+                <w:trHeight w:val="57"/>
+              </w:trPr>
               <w:tc>
                 <w:tcPr>
-                  <w:tcW w:w="1428" w:type="pct"/>
+                  <w:tcW w:w="1450" w:type="pct"/>
+                  <w:vAlign w:val="center"/>
                   <w:hideMark/>
                 </w:tcPr>
                 <w:p>
                   <w:pPr>
-                    <w:widowControl/>
-                    <w:spacing w:line="420" w:lineRule="atLeast"/>
-                    <w:jc w:val="center"/>
+                    <w:pStyle w:val="ab"/>
                     <w:rPr>
-                      <w:rFonts w:ascii="宋体" w:hAnsi="宋体" w:cs="Segoe UI"/>
                       <w:b/>
                       <w:bCs/>
-                      <w:color w:val="000000"/>
-                      <w:kern w:val="0"/>
-                      <w:sz w:val="24"/>
-                      <w:szCs w:val="24"/>
+                      <w:sz w:val="20"/>
+                      <w:szCs w:val="18"/>
                     </w:rPr>
                   </w:pPr>
                   <w:r>
                     <w:rPr>
-                      <w:rFonts w:ascii="宋体" w:hAnsi="宋体" w:cs="Segoe UI"/>
                       <w:b/>
                       <w:bCs/>
-                      <w:color w:val="000000"/>
-                      <w:kern w:val="0"/>
-                      <w:sz w:val="24"/>
-                      <w:szCs w:val="24"/>
+                      <w:sz w:val="20"/>
+                      <w:szCs w:val="18"/>
                     </w:rPr>
                     <w:t>特性</w:t>
                   </w:r>
@@ -3338,33 +3334,26 @@
               </w:tc>
               <w:tc>
                 <w:tcPr>
-                  <w:tcW w:w="3572" w:type="pct"/>
+                  <w:tcW w:w="3550" w:type="pct"/>
+                  <w:vAlign w:val="center"/>
                   <w:hideMark/>
                 </w:tcPr>
                 <w:p>
                   <w:pPr>
-                    <w:widowControl/>
-                    <w:spacing w:line="420" w:lineRule="atLeast"/>
-                    <w:jc w:val="center"/>
+                    <w:pStyle w:val="ab"/>
                     <w:rPr>
-                      <w:rFonts w:ascii="宋体" w:hAnsi="宋体" w:cs="Segoe UI"/>
                       <w:b/>
                       <w:bCs/>
-                      <w:color w:val="000000"/>
-                      <w:kern w:val="0"/>
-                      <w:sz w:val="24"/>
-                      <w:szCs w:val="24"/>
+                      <w:sz w:val="20"/>
+                      <w:szCs w:val="18"/>
                     </w:rPr>
                   </w:pPr>
                   <w:r>
                     <w:rPr>
-                      <w:rFonts w:ascii="宋体" w:hAnsi="宋体" w:cs="Segoe UI"/>
                       <w:b/>
                       <w:bCs/>
-                      <w:color w:val="000000"/>
-                      <w:kern w:val="0"/>
-                      <w:sz w:val="24"/>
-                      <w:szCs w:val="24"/>
+                      <w:sz w:val="20"/>
+                      <w:szCs w:val="18"/>
                     </w:rPr>
                     <w:t>集线器</w:t>
                   </w:r>
@@ -3372,43 +3361,36 @@
               </w:tc>
             </w:tr>
             <w:tr>
+              <w:trPr>
+                <w:trHeight w:val="57"/>
+              </w:trPr>
               <w:tc>
                 <w:tcPr>
-                  <w:tcW w:w="1428" w:type="pct"/>
+                  <w:tcW w:w="1450" w:type="pct"/>
+                  <w:vAlign w:val="center"/>
                   <w:hideMark/>
                 </w:tcPr>
                 <w:p>
                   <w:pPr>
-                    <w:widowControl/>
-                    <w:spacing w:line="420" w:lineRule="atLeast"/>
-                    <w:jc w:val="left"/>
+                    <w:pStyle w:val="ab"/>
                     <w:rPr>
-                      <w:rFonts w:ascii="宋体" w:hAnsi="宋体" w:cs="Segoe UI"/>
-                      <w:color w:val="000000"/>
-                      <w:kern w:val="0"/>
-                      <w:sz w:val="24"/>
-                      <w:szCs w:val="24"/>
+                      <w:sz w:val="20"/>
+                      <w:szCs w:val="18"/>
                     </w:rPr>
                   </w:pPr>
                   <w:proofErr w:type="gramStart"/>
                   <w:r>
                     <w:rPr>
-                      <w:rFonts w:ascii="宋体" w:hAnsi="宋体" w:cs="Segoe UI"/>
-                      <w:color w:val="000000"/>
-                      <w:kern w:val="0"/>
-                      <w:sz w:val="24"/>
-                      <w:szCs w:val="24"/>
+                      <w:sz w:val="20"/>
+                      <w:szCs w:val="18"/>
                     </w:rPr>
                     <w:t>帧</w:t>
                   </w:r>
                   <w:proofErr w:type="gramEnd"/>
                   <w:r>
                     <w:rPr>
-                      <w:rFonts w:ascii="宋体" w:hAnsi="宋体" w:cs="Segoe UI"/>
-                      <w:color w:val="000000"/>
-                      <w:kern w:val="0"/>
-                      <w:sz w:val="24"/>
-                      <w:szCs w:val="24"/>
+                      <w:sz w:val="20"/>
+                      <w:szCs w:val="18"/>
                     </w:rPr>
                     <w:t>转发方式</w:t>
                   </w:r>
@@ -3416,113 +3398,110 @@
               </w:tc>
               <w:tc>
                 <w:tcPr>
-                  <w:tcW w:w="3572" w:type="pct"/>
+                  <w:tcW w:w="3550" w:type="pct"/>
+                  <w:vAlign w:val="center"/>
                   <w:hideMark/>
                 </w:tcPr>
                 <w:p>
                   <w:pPr>
-                    <w:widowControl/>
-                    <w:spacing w:line="420" w:lineRule="atLeast"/>
-                    <w:jc w:val="left"/>
+                    <w:pStyle w:val="ab"/>
                     <w:rPr>
-                      <w:rFonts w:ascii="宋体" w:hAnsi="宋体" w:cs="Segoe UI"/>
-                      <w:color w:val="000000"/>
-                      <w:kern w:val="0"/>
-                      <w:sz w:val="24"/>
-                      <w:szCs w:val="24"/>
+                      <w:sz w:val="20"/>
+                      <w:szCs w:val="18"/>
                     </w:rPr>
                   </w:pPr>
                   <w:r>
                     <w:rPr>
-                      <w:rFonts w:ascii="宋体" w:hAnsi="宋体" w:cs="Segoe UI"/>
-                      <w:color w:val="000000"/>
-                      <w:kern w:val="0"/>
-                      <w:sz w:val="24"/>
-                      <w:szCs w:val="24"/>
+                      <w:sz w:val="20"/>
+                      <w:szCs w:val="18"/>
                     </w:rPr>
-                    <w:t xml:space="preserve">全端口泛洪（PC0→PC1 </w:t>
+                    <w:t>全端口泛洪（</w:t>
+                  </w:r>
+                  <w:r>
+                    <w:rPr>
+                      <w:sz w:val="20"/>
+                      <w:szCs w:val="18"/>
+                    </w:rPr>
+                    <w:t xml:space="preserve">PC0→PC1 </w:t>
                   </w:r>
                   <w:proofErr w:type="gramStart"/>
                   <w:r>
                     <w:rPr>
-                      <w:rFonts w:ascii="宋体" w:hAnsi="宋体" w:cs="Segoe UI"/>
-                      <w:color w:val="000000"/>
-                      <w:kern w:val="0"/>
-                      <w:sz w:val="24"/>
-                      <w:szCs w:val="24"/>
+                      <w:sz w:val="20"/>
+                      <w:szCs w:val="18"/>
                     </w:rPr>
                     <w:t>的帧会到</w:t>
                   </w:r>
                   <w:proofErr w:type="gramEnd"/>
                   <w:r>
                     <w:rPr>
-                      <w:rFonts w:ascii="宋体" w:hAnsi="宋体" w:cs="Segoe UI"/>
-                      <w:color w:val="000000"/>
-                      <w:kern w:val="0"/>
-                      <w:sz w:val="24"/>
-                      <w:szCs w:val="24"/>
+                      <w:sz w:val="20"/>
+                      <w:szCs w:val="18"/>
                     </w:rPr>
-                    <w:t xml:space="preserve"> PC2）</w:t>
+                    <w:t xml:space="preserve"> PC2</w:t>
+                  </w:r>
+                  <w:r>
+                    <w:rPr>
+                      <w:sz w:val="20"/>
+                      <w:szCs w:val="18"/>
+                    </w:rPr>
+                    <w:t>）</w:t>
                   </w:r>
                 </w:p>
               </w:tc>
             </w:tr>
             <w:tr>
+              <w:trPr>
+                <w:trHeight w:val="57"/>
+              </w:trPr>
               <w:tc>
                 <w:tcPr>
-                  <w:tcW w:w="1428" w:type="pct"/>
+                  <w:tcW w:w="1450" w:type="pct"/>
+                  <w:vAlign w:val="center"/>
                   <w:hideMark/>
                 </w:tcPr>
                 <w:p>
                   <w:pPr>
-                    <w:widowControl/>
-                    <w:spacing w:line="420" w:lineRule="atLeast"/>
-                    <w:jc w:val="left"/>
+                    <w:pStyle w:val="ab"/>
                     <w:rPr>
-                      <w:rFonts w:ascii="宋体" w:hAnsi="宋体" w:cs="Segoe UI"/>
-                      <w:color w:val="000000"/>
-                      <w:kern w:val="0"/>
-                      <w:sz w:val="24"/>
-                      <w:szCs w:val="24"/>
+                      <w:sz w:val="20"/>
+                      <w:szCs w:val="18"/>
                     </w:rPr>
                   </w:pPr>
                   <w:r>
                     <w:rPr>
-                      <w:rFonts w:ascii="宋体" w:hAnsi="宋体" w:cs="Segoe UI"/>
-                      <w:color w:val="000000"/>
-                      <w:kern w:val="0"/>
-                      <w:sz w:val="24"/>
-                      <w:szCs w:val="24"/>
+                      <w:sz w:val="20"/>
+                      <w:szCs w:val="18"/>
                     </w:rPr>
-                    <w:t>MAC 地址学习</w:t>
+                    <w:t xml:space="preserve">MAC </w:t>
+                  </w:r>
+                  <w:r>
+                    <w:rPr>
+                      <w:sz w:val="20"/>
+                      <w:szCs w:val="18"/>
+                    </w:rPr>
+                    <w:t>地址学习</w:t>
                   </w:r>
                 </w:p>
               </w:tc>
               <w:tc>
                 <w:tcPr>
-                  <w:tcW w:w="3572" w:type="pct"/>
+                  <w:tcW w:w="3550" w:type="pct"/>
+                  <w:vAlign w:val="center"/>
                   <w:hideMark/>
                 </w:tcPr>
                 <w:p>
                   <w:pPr>
-                    <w:widowControl/>
-                    <w:spacing w:line="420" w:lineRule="atLeast"/>
-                    <w:jc w:val="left"/>
+                    <w:pStyle w:val="ab"/>
                     <w:rPr>
-                      <w:rFonts w:ascii="宋体" w:hAnsi="宋体" w:cs="Segoe UI"/>
-                      <w:color w:val="000000"/>
-                      <w:kern w:val="0"/>
-                      <w:sz w:val="24"/>
-                      <w:szCs w:val="24"/>
+                      <w:sz w:val="20"/>
+                      <w:szCs w:val="18"/>
                     </w:rPr>
                   </w:pPr>
                   <w:r>
                     <w:rPr>
-                      <w:rFonts w:ascii="宋体" w:hAnsi="宋体" w:cs="Segoe UI"/>
-                      <w:color w:val="000000"/>
-                      <w:kern w:val="0"/>
-                      <w:sz w:val="24"/>
-                      <w:szCs w:val="24"/>
+                      <w:sz w:val="20"/>
+                      <w:szCs w:val="18"/>
                     </w:rPr>
                     <w:t>无</w:t>
                   </w:r>
@@ -3530,31 +3509,27 @@
               </w:tc>
             </w:tr>
             <w:tr>
+              <w:trPr>
+                <w:trHeight w:val="57"/>
+              </w:trPr>
               <w:tc>
                 <w:tcPr>
-                  <w:tcW w:w="1428" w:type="pct"/>
+                  <w:tcW w:w="1450" w:type="pct"/>
+                  <w:vAlign w:val="center"/>
                   <w:hideMark/>
                 </w:tcPr>
                 <w:p>
                   <w:pPr>
-                    <w:widowControl/>
-                    <w:spacing w:line="420" w:lineRule="atLeast"/>
-                    <w:jc w:val="left"/>
+                    <w:pStyle w:val="ab"/>
                     <w:rPr>
-                      <w:rFonts w:ascii="宋体" w:hAnsi="宋体" w:cs="Segoe UI"/>
-                      <w:color w:val="000000"/>
-                      <w:kern w:val="0"/>
-                      <w:sz w:val="24"/>
-                      <w:szCs w:val="24"/>
+                      <w:sz w:val="20"/>
+                      <w:szCs w:val="18"/>
                     </w:rPr>
                   </w:pPr>
                   <w:r>
                     <w:rPr>
-                      <w:rFonts w:ascii="宋体" w:hAnsi="宋体" w:cs="Segoe UI"/>
-                      <w:color w:val="000000"/>
-                      <w:kern w:val="0"/>
-                      <w:sz w:val="24"/>
-                      <w:szCs w:val="24"/>
+                      <w:sz w:val="20"/>
+                      <w:szCs w:val="18"/>
                     </w:rPr>
                     <w:t>冲突域</w:t>
                   </w:r>
@@ -3562,31 +3537,45 @@
               </w:tc>
               <w:tc>
                 <w:tcPr>
-                  <w:tcW w:w="3572" w:type="pct"/>
+                  <w:tcW w:w="3550" w:type="pct"/>
+                  <w:vAlign w:val="center"/>
                   <w:hideMark/>
                 </w:tcPr>
                 <w:p>
                   <w:pPr>
-                    <w:widowControl/>
-                    <w:spacing w:line="420" w:lineRule="atLeast"/>
-                    <w:jc w:val="left"/>
+                    <w:pStyle w:val="ab"/>
                     <w:rPr>
-                      <w:rFonts w:ascii="宋体" w:hAnsi="宋体" w:cs="Segoe UI"/>
-                      <w:color w:val="000000"/>
-                      <w:kern w:val="0"/>
-                      <w:sz w:val="24"/>
-                      <w:szCs w:val="24"/>
+                      <w:sz w:val="20"/>
+                      <w:szCs w:val="18"/>
                     </w:rPr>
                   </w:pPr>
                   <w:r>
                     <w:rPr>
-                      <w:rFonts w:ascii="宋体" w:hAnsi="宋体" w:cs="Segoe UI"/>
-                      <w:color w:val="000000"/>
-                      <w:kern w:val="0"/>
-                      <w:sz w:val="24"/>
-                      <w:szCs w:val="24"/>
+                      <w:sz w:val="20"/>
+                      <w:szCs w:val="18"/>
                     </w:rPr>
-                    <w:t>3 台 PC 同属一个冲突域</w:t>
+                    <w:t xml:space="preserve">3 </w:t>
+                  </w:r>
+                  <w:r>
+                    <w:rPr>
+                      <w:sz w:val="20"/>
+                      <w:szCs w:val="18"/>
+                    </w:rPr>
+                    <w:t>台</w:t>
+                  </w:r>
+                  <w:r>
+                    <w:rPr>
+                      <w:sz w:val="20"/>
+                      <w:szCs w:val="18"/>
+                    </w:rPr>
+                    <w:t xml:space="preserve"> PC </w:t>
+                  </w:r>
+                  <w:r>
+                    <w:rPr>
+                      <w:sz w:val="20"/>
+                      <w:szCs w:val="18"/>
+                    </w:rPr>
+                    <w:t>同属一个冲突域</w:t>
                   </w:r>
                 </w:p>
               </w:tc>
@@ -3675,807 +3664,21 @@
           </w:tcPr>
           <w:p>
             <w:pPr>
-              <w:wordWrap w:val="0"/>
               <w:spacing w:line="276" w:lineRule="auto"/>
-              <w:jc w:val="left"/>
-              <w:rPr>
-                <w:b/>
-                <w:bCs/>
-                <w:sz w:val="24"/>
-                <w:szCs w:val="24"/>
-              </w:rPr>
-            </w:pPr>
-            <w:r>
-              <w:rPr>
-                <w:rFonts w:hint="eastAsia"/>
-                <w:b/>
-                <w:bCs/>
-                <w:sz w:val="24"/>
-                <w:szCs w:val="24"/>
-              </w:rPr>
-              <w:t>一、</w:t>
-            </w:r>
-            <w:r>
-              <w:rPr>
-                <w:rFonts w:hint="eastAsia"/>
-                <w:b/>
-                <w:bCs/>
-                <w:sz w:val="24"/>
-                <w:szCs w:val="24"/>
-              </w:rPr>
-              <w:t>遇到的问题、</w:t>
-            </w:r>
-            <w:r>
-              <w:rPr>
-                <w:rFonts w:hint="eastAsia"/>
-                <w:b/>
-                <w:bCs/>
-                <w:sz w:val="24"/>
-                <w:szCs w:val="24"/>
-              </w:rPr>
-              <w:t>困难</w:t>
-            </w:r>
-          </w:p>
-          <w:p>
-            <w:pPr>
-              <w:wordWrap w:val="0"/>
-              <w:spacing w:line="276" w:lineRule="auto"/>
-              <w:jc w:val="left"/>
-              <w:rPr>
-                <w:b/>
-                <w:bCs/>
-              </w:rPr>
-            </w:pPr>
-            <w:r>
-              <w:rPr>
-                <w:b/>
-                <w:bCs/>
-              </w:rPr>
-              <w:t>1.</w:t>
-            </w:r>
-            <w:r>
-              <w:rPr>
-                <w:rFonts w:hint="eastAsia"/>
-                <w:b/>
-                <w:bCs/>
-              </w:rPr>
-              <w:t>界面不熟悉</w:t>
-            </w:r>
-            <w:r>
-              <w:rPr>
-                <w:rFonts w:hint="eastAsia"/>
-                <w:b/>
-                <w:bCs/>
-              </w:rPr>
-              <w:t xml:space="preserve"> </w:t>
-            </w:r>
-          </w:p>
-          <w:p>
-            <w:pPr>
-              <w:wordWrap w:val="0"/>
-              <w:spacing w:line="276" w:lineRule="auto"/>
-              <w:ind w:firstLineChars="200" w:firstLine="422"/>
-              <w:jc w:val="left"/>
-              <w:rPr>
-                <w:szCs w:val="21"/>
-              </w:rPr>
-            </w:pPr>
-            <w:r>
-              <w:rPr>
-                <w:b/>
-                <w:bCs/>
-              </w:rPr>
-              <w:t>遇到的问题</w:t>
-            </w:r>
-            <w:r>
-              <w:t>：</w:t>
-            </w:r>
-            <w:r>
-              <w:rPr>
-                <w:rFonts w:hint="eastAsia"/>
-                <w:szCs w:val="21"/>
-              </w:rPr>
-              <w:t>打开</w:t>
-            </w:r>
-            <w:r>
-              <w:rPr>
-                <w:rFonts w:hint="eastAsia"/>
-                <w:szCs w:val="21"/>
-              </w:rPr>
-              <w:t>PacketTracer</w:t>
-            </w:r>
-            <w:r>
-              <w:rPr>
-                <w:rFonts w:hint="eastAsia"/>
-                <w:szCs w:val="21"/>
-              </w:rPr>
-              <w:t>后，面对左侧工具栏、中间工作区和右侧面板，无法快速定位所需的</w:t>
-            </w:r>
-            <w:r>
-              <w:rPr>
-                <w:rFonts w:hint="eastAsia"/>
-                <w:szCs w:val="21"/>
-              </w:rPr>
-              <w:t>PC</w:t>
-            </w:r>
-            <w:r>
-              <w:rPr>
-                <w:rFonts w:hint="eastAsia"/>
-                <w:szCs w:val="21"/>
-              </w:rPr>
-              <w:t>和集线器设备，且不清楚如何切换设备配置界面与拓扑视图，导致初期</w:t>
-            </w:r>
-            <w:proofErr w:type="gramStart"/>
-            <w:r>
-              <w:rPr>
-                <w:rFonts w:hint="eastAsia"/>
-                <w:szCs w:val="21"/>
-              </w:rPr>
-              <w:t>操作卡顿</w:t>
-            </w:r>
-            <w:proofErr w:type="gramEnd"/>
-            <w:r>
-              <w:rPr>
-                <w:rFonts w:hint="eastAsia"/>
-                <w:szCs w:val="21"/>
-              </w:rPr>
-              <w:t>。</w:t>
-            </w:r>
-          </w:p>
-          <w:p>
-            <w:pPr>
-              <w:wordWrap w:val="0"/>
-              <w:spacing w:line="276" w:lineRule="auto"/>
-              <w:ind w:firstLineChars="200" w:firstLine="422"/>
-              <w:jc w:val="left"/>
-              <w:rPr>
-                <w:szCs w:val="21"/>
-              </w:rPr>
-            </w:pPr>
-            <w:r>
-              <w:rPr>
-                <w:rFonts w:hint="eastAsia"/>
-                <w:b/>
-                <w:bCs/>
-                <w:szCs w:val="21"/>
-              </w:rPr>
-              <w:t>思考过程：</w:t>
-            </w:r>
-            <w:r>
-              <w:rPr>
-                <w:rFonts w:hint="eastAsia"/>
-                <w:szCs w:val="21"/>
-              </w:rPr>
-              <w:t>推测设备应该集中在某个分类菜单中，左侧工具栏的图标可能对应不同设备类型。</w:t>
-            </w:r>
-          </w:p>
-          <w:p>
-            <w:pPr>
-              <w:wordWrap w:val="0"/>
-              <w:spacing w:line="276" w:lineRule="auto"/>
-              <w:jc w:val="left"/>
-              <w:rPr>
-                <w:b/>
-                <w:bCs/>
-              </w:rPr>
-            </w:pPr>
-            <w:r>
-              <w:rPr>
-                <w:b/>
-                <w:bCs/>
-              </w:rPr>
-              <w:t>2</w:t>
-            </w:r>
-            <w:r>
-              <w:rPr>
-                <w:b/>
-                <w:bCs/>
-              </w:rPr>
-              <w:t>.Simulation</w:t>
-            </w:r>
-            <w:r>
-              <w:rPr>
-                <w:b/>
-                <w:bCs/>
-              </w:rPr>
-              <w:t>模式</w:t>
-            </w:r>
-            <w:proofErr w:type="gramStart"/>
-            <w:r>
-              <w:rPr>
-                <w:b/>
-                <w:bCs/>
-              </w:rPr>
-              <w:t>下帧事件</w:t>
-            </w:r>
-            <w:proofErr w:type="gramEnd"/>
-            <w:r>
-              <w:rPr>
-                <w:b/>
-                <w:bCs/>
-              </w:rPr>
-              <w:t>筛选与解读困难</w:t>
-            </w:r>
-          </w:p>
-          <w:p>
-            <w:pPr>
-              <w:wordWrap w:val="0"/>
-              <w:spacing w:line="276" w:lineRule="auto"/>
-              <w:ind w:firstLineChars="200" w:firstLine="422"/>
-              <w:jc w:val="left"/>
-            </w:pPr>
-            <w:r>
-              <w:rPr>
-                <w:b/>
-                <w:bCs/>
-              </w:rPr>
-              <w:t>遇到的问题</w:t>
-            </w:r>
-            <w:r>
-              <w:t>：切换到</w:t>
-            </w:r>
-            <w:r>
-              <w:t>Packet</w:t>
-            </w:r>
-            <w:r>
-              <w:t xml:space="preserve"> </w:t>
-            </w:r>
-            <w:r>
-              <w:t>Tracer</w:t>
-            </w:r>
-            <w:r>
-              <w:t>的</w:t>
-            </w:r>
-            <w:r>
-              <w:t>Simulation</w:t>
-            </w:r>
-            <w:r>
-              <w:t>模式后，</w:t>
-            </w:r>
-            <w:r>
-              <w:rPr>
-                <w:rFonts w:hint="eastAsia"/>
-              </w:rPr>
-              <w:t>对</w:t>
-            </w:r>
-            <w:r>
-              <w:t>完整追踪</w:t>
-            </w:r>
-            <w:r>
-              <w:t>ARP</w:t>
-            </w:r>
-            <w:r>
-              <w:t>地址解析和</w:t>
-            </w:r>
-            <w:r>
-              <w:t>ICMP</w:t>
-            </w:r>
-            <w:r>
-              <w:t>分组传输的全流程</w:t>
-            </w:r>
-            <w:r>
-              <w:rPr>
-                <w:rFonts w:hint="eastAsia"/>
-              </w:rPr>
-              <w:t>不熟悉</w:t>
-            </w:r>
-            <w:r>
-              <w:t>，初期只能盲目点击</w:t>
-            </w:r>
-            <w:r>
-              <w:t>“Capture/Forward”</w:t>
-            </w:r>
-            <w:r>
-              <w:t>，效率极低。</w:t>
-            </w:r>
-          </w:p>
-          <w:p>
-            <w:pPr>
-              <w:wordWrap w:val="0"/>
-              <w:spacing w:line="276" w:lineRule="auto"/>
-              <w:ind w:firstLineChars="200" w:firstLine="422"/>
-              <w:jc w:val="left"/>
-            </w:pPr>
-            <w:r>
-              <w:rPr>
-                <w:b/>
-                <w:bCs/>
-              </w:rPr>
-              <w:t>思考过程</w:t>
-            </w:r>
-            <w:r>
-              <w:t>：结合实验目标，判断核心涉及</w:t>
-            </w:r>
-            <w:r>
-              <w:t>ARP</w:t>
-            </w:r>
-            <w:r>
-              <w:t>和</w:t>
-            </w:r>
-            <w:r>
-              <w:t>ICMP</w:t>
-            </w:r>
-            <w:r>
-              <w:t>两类帧，针对陌生标注，</w:t>
-            </w:r>
-            <w:r>
-              <w:rPr>
-                <w:rFonts w:hint="eastAsia"/>
-              </w:rPr>
-              <w:t>先联系课内理论知识</w:t>
-            </w:r>
-            <w:r>
-              <w:t>，再通过反复单步转发帧、查看</w:t>
-            </w:r>
-            <w:proofErr w:type="gramStart"/>
-            <w:r>
-              <w:t>帧</w:t>
-            </w:r>
-            <w:proofErr w:type="gramEnd"/>
-            <w:r>
-              <w:t>详情的方式验证，最终理清了每一条事件的含义。</w:t>
-            </w:r>
-          </w:p>
-          <w:p>
-            <w:pPr>
-              <w:wordWrap w:val="0"/>
-              <w:spacing w:line="276" w:lineRule="auto"/>
-              <w:jc w:val="left"/>
-            </w:pPr>
-          </w:p>
-          <w:p>
-            <w:pPr>
-              <w:wordWrap w:val="0"/>
-              <w:spacing w:line="276" w:lineRule="auto"/>
-              <w:jc w:val="left"/>
-              <w:rPr>
-                <w:b/>
-                <w:bCs/>
-                <w:sz w:val="24"/>
-                <w:szCs w:val="22"/>
-              </w:rPr>
-            </w:pPr>
-            <w:r>
-              <w:rPr>
-                <w:rFonts w:hint="eastAsia"/>
-                <w:b/>
-                <w:bCs/>
-                <w:sz w:val="24"/>
-                <w:szCs w:val="22"/>
-              </w:rPr>
-              <w:t>二、实验收获总结</w:t>
-            </w:r>
-          </w:p>
-          <w:p>
-            <w:pPr>
-              <w:numPr>
-                <w:ilvl w:val="0"/>
-                <w:numId w:val="2"/>
-              </w:numPr>
-              <w:wordWrap w:val="0"/>
-              <w:spacing w:line="276" w:lineRule="auto"/>
-              <w:jc w:val="left"/>
-            </w:pPr>
-            <w:r>
-              <w:rPr>
-                <w:b/>
-                <w:bCs/>
-              </w:rPr>
-              <w:t>PacketTracer</w:t>
-            </w:r>
-            <w:r>
-              <w:rPr>
-                <w:b/>
-                <w:bCs/>
-              </w:rPr>
-              <w:t>界面操作熟练掌握</w:t>
-            </w:r>
-            <w:r>
-              <w:t>：通过本次实验，提升了工具操作的流畅性。</w:t>
-            </w:r>
-          </w:p>
-          <w:p>
-            <w:pPr>
-              <w:numPr>
-                <w:ilvl w:val="0"/>
-                <w:numId w:val="2"/>
-              </w:numPr>
-              <w:wordWrap w:val="0"/>
-              <w:spacing w:line="276" w:lineRule="auto"/>
-              <w:jc w:val="left"/>
-            </w:pPr>
-            <w:r>
-              <w:rPr>
-                <w:b/>
-                <w:bCs/>
-              </w:rPr>
-              <w:t>网络设备图形与功能认知</w:t>
-            </w:r>
-            <w:r>
-              <w:t>：明确了</w:t>
-            </w:r>
-            <w:r>
-              <w:t>PacketTracer</w:t>
-            </w:r>
-            <w:r>
-              <w:t>中终端设备（</w:t>
-            </w:r>
-            <w:r>
-              <w:t>PC</w:t>
-            </w:r>
-            <w:r>
-              <w:t>）、共享设备（集线器）的标准图形表示，理解了不同设备接口的标识</w:t>
-            </w:r>
-            <w:r>
-              <w:rPr>
-                <w:rFonts w:hint="eastAsia"/>
-              </w:rPr>
-              <w:t>。</w:t>
-            </w:r>
-          </w:p>
-          <w:p>
-            <w:pPr>
-              <w:numPr>
-                <w:ilvl w:val="0"/>
-                <w:numId w:val="2"/>
-              </w:numPr>
-              <w:wordWrap w:val="0"/>
-              <w:spacing w:line="276" w:lineRule="auto"/>
-              <w:jc w:val="left"/>
-            </w:pPr>
-            <w:r>
-              <w:rPr>
-                <w:b/>
-                <w:bCs/>
-              </w:rPr>
-              <w:t>简单网络部署流程固化</w:t>
-            </w:r>
-            <w:r>
-              <w:t>：掌握了从</w:t>
-            </w:r>
-            <w:r>
-              <w:t>“</w:t>
-            </w:r>
-            <w:r>
-              <w:t>设备准备</w:t>
-            </w:r>
-            <w:r>
-              <w:t>→</w:t>
-            </w:r>
-            <w:r>
-              <w:t>物理连接</w:t>
-            </w:r>
-            <w:r>
-              <w:t>→</w:t>
-            </w:r>
-            <w:r>
-              <w:t>网络配置</w:t>
-            </w:r>
-            <w:r>
-              <w:t>→</w:t>
-            </w:r>
-            <w:r>
-              <w:t>连通性验证</w:t>
-            </w:r>
-            <w:r>
-              <w:t>”</w:t>
-            </w:r>
-            <w:r>
-              <w:t>的完整网络部署流程。在设备连接环节，明确了</w:t>
-            </w:r>
-            <w:r>
-              <w:t>PC</w:t>
-            </w:r>
-            <w:r>
-              <w:t>与集线器连接需选用铜缆直通线，熟练完成</w:t>
-            </w:r>
-            <w:r>
-              <w:t>“</w:t>
-            </w:r>
-            <w:r>
-              <w:t>选择线缆</w:t>
-            </w:r>
-            <w:r>
-              <w:t>→</w:t>
-            </w:r>
-            <w:r>
-              <w:t>点击设备接口</w:t>
-            </w:r>
-            <w:r>
-              <w:t>→</w:t>
-            </w:r>
-            <w:r>
-              <w:t>确认连接</w:t>
-            </w:r>
-            <w:r>
-              <w:t>”</w:t>
-            </w:r>
-            <w:r>
-              <w:t>的操作；在</w:t>
-            </w:r>
-            <w:r>
-              <w:t>IP</w:t>
-            </w:r>
-            <w:r>
-              <w:t>配置环节，完成三台</w:t>
-            </w:r>
-            <w:r>
-              <w:t>PC</w:t>
-            </w:r>
-            <w:r>
-              <w:t>的</w:t>
-            </w:r>
-            <w:r>
-              <w:t>IP</w:t>
-            </w:r>
-            <w:r>
-              <w:t>地址和子网掩码配置，确保</w:t>
-            </w:r>
-            <w:r>
-              <w:t>IP</w:t>
-            </w:r>
-            <w:r>
-              <w:t>地址无冲突、设备处于同一子网</w:t>
-            </w:r>
-            <w:r>
-              <w:rPr>
-                <w:rFonts w:hint="eastAsia"/>
-              </w:rPr>
-              <w:t>。</w:t>
-            </w:r>
-          </w:p>
-          <w:p>
-            <w:pPr>
-              <w:numPr>
-                <w:ilvl w:val="0"/>
-                <w:numId w:val="2"/>
-              </w:numPr>
-              <w:wordWrap w:val="0"/>
-              <w:spacing w:line="276" w:lineRule="auto"/>
-              <w:jc w:val="left"/>
-            </w:pPr>
-            <w:r>
-              <w:rPr>
-                <w:b/>
-                <w:bCs/>
-              </w:rPr>
-              <w:t>网络基础理论与实践结合</w:t>
-            </w:r>
-            <w:r>
-              <w:t>：将课堂所学的</w:t>
-            </w:r>
-            <w:r>
-              <w:t>IP</w:t>
-            </w:r>
-            <w:r>
-              <w:t>地址规划、子网掩码作用、同一子网通信规则等理论知识，通过实验操作进行了落地验证。加深了对网络分层（物理层、网络层）功能的理解，实现了理论与实践的双向强化</w:t>
-            </w:r>
-            <w:r>
-              <w:rPr>
-                <w:rFonts w:hint="eastAsia"/>
-              </w:rPr>
-              <w:t>。</w:t>
-            </w:r>
-          </w:p>
-          <w:p>
-            <w:pPr>
-              <w:numPr>
-                <w:ilvl w:val="0"/>
-                <w:numId w:val="2"/>
-              </w:numPr>
-              <w:wordWrap w:val="0"/>
-              <w:spacing w:line="276" w:lineRule="auto"/>
-              <w:jc w:val="left"/>
-            </w:pPr>
-            <w:r>
-              <w:rPr>
-                <w:rFonts w:hint="eastAsia"/>
-                <w:b/>
-                <w:bCs/>
-              </w:rPr>
-              <w:t xml:space="preserve">Packet Tracer </w:t>
-            </w:r>
-            <w:r>
-              <w:rPr>
-                <w:rFonts w:hint="eastAsia"/>
-                <w:b/>
-                <w:bCs/>
-              </w:rPr>
-              <w:t>核心功能操作能力提升</w:t>
-            </w:r>
-            <w:r>
-              <w:rPr>
-                <w:rFonts w:hint="eastAsia"/>
-              </w:rPr>
-              <w:t>：熟练掌握了</w:t>
-            </w:r>
-            <w:r>
-              <w:rPr>
-                <w:rFonts w:hint="eastAsia"/>
-              </w:rPr>
-              <w:t>Simulation</w:t>
-            </w:r>
-            <w:r>
-              <w:rPr>
-                <w:rFonts w:hint="eastAsia"/>
-              </w:rPr>
-              <w:t>模式的使用技巧，包括关键</w:t>
-            </w:r>
-            <w:proofErr w:type="gramStart"/>
-            <w:r>
-              <w:rPr>
-                <w:rFonts w:hint="eastAsia"/>
-              </w:rPr>
-              <w:t>帧</w:t>
-            </w:r>
-            <w:proofErr w:type="gramEnd"/>
-            <w:r>
-              <w:rPr>
-                <w:rFonts w:hint="eastAsia"/>
-              </w:rPr>
-              <w:t>类型筛选、单步捕获</w:t>
-            </w:r>
-            <w:r>
-              <w:rPr>
-                <w:rFonts w:hint="eastAsia"/>
-              </w:rPr>
-              <w:t>/</w:t>
-            </w:r>
-            <w:r>
-              <w:rPr>
-                <w:rFonts w:hint="eastAsia"/>
-              </w:rPr>
-              <w:t>转发帧、查看</w:t>
-            </w:r>
-            <w:proofErr w:type="gramStart"/>
-            <w:r>
-              <w:rPr>
-                <w:rFonts w:hint="eastAsia"/>
-              </w:rPr>
-              <w:t>帧</w:t>
-            </w:r>
-            <w:proofErr w:type="gramEnd"/>
-            <w:r>
-              <w:rPr>
-                <w:rFonts w:hint="eastAsia"/>
-              </w:rPr>
-              <w:t>详情和</w:t>
-            </w:r>
-            <w:r>
-              <w:rPr>
-                <w:rFonts w:hint="eastAsia"/>
-              </w:rPr>
-              <w:t>Event List</w:t>
-            </w:r>
-            <w:r>
-              <w:rPr>
-                <w:rFonts w:hint="eastAsia"/>
-              </w:rPr>
-              <w:t>解读</w:t>
-            </w:r>
-            <w:r>
-              <w:rPr>
-                <w:rFonts w:hint="eastAsia"/>
-              </w:rPr>
-              <w:t>。</w:t>
-            </w:r>
-          </w:p>
-          <w:p>
-            <w:pPr>
-              <w:numPr>
-                <w:ilvl w:val="0"/>
-                <w:numId w:val="2"/>
-              </w:numPr>
-              <w:wordWrap w:val="0"/>
-              <w:spacing w:line="276" w:lineRule="auto"/>
-              <w:jc w:val="left"/>
-            </w:pPr>
-            <w:r>
-              <w:rPr>
-                <w:rFonts w:hint="eastAsia"/>
-                <w:b/>
-                <w:bCs/>
-              </w:rPr>
-              <w:t>集线器核心特性认知深化</w:t>
-            </w:r>
-            <w:r>
-              <w:rPr>
-                <w:rFonts w:hint="eastAsia"/>
-              </w:rPr>
-              <w:t>：明确了集线器作为物理层设备的本质</w:t>
-            </w:r>
-            <w:r>
-              <w:rPr>
-                <w:rFonts w:hint="eastAsia"/>
-              </w:rPr>
-              <w:t xml:space="preserve"> </w:t>
-            </w:r>
-            <w:r>
-              <w:rPr>
-                <w:rFonts w:hint="eastAsia"/>
-              </w:rPr>
-              <w:t>——</w:t>
-            </w:r>
-            <w:r>
-              <w:rPr>
-                <w:rFonts w:hint="eastAsia"/>
-              </w:rPr>
-              <w:t xml:space="preserve"> </w:t>
-            </w:r>
-            <w:r>
-              <w:rPr>
-                <w:rFonts w:hint="eastAsia"/>
-              </w:rPr>
-              <w:t>无</w:t>
-            </w:r>
-            <w:r>
-              <w:rPr>
-                <w:rFonts w:hint="eastAsia"/>
-              </w:rPr>
-              <w:t>MAC</w:t>
-            </w:r>
-            <w:r>
-              <w:rPr>
-                <w:rFonts w:hint="eastAsia"/>
-              </w:rPr>
-              <w:t>地址表、无智能转发能力，仅能对电信号进行复制泛洪；通过观察“</w:t>
-            </w:r>
-            <w:r>
-              <w:rPr>
-                <w:rFonts w:hint="eastAsia"/>
-              </w:rPr>
-              <w:t xml:space="preserve">PC0 </w:t>
-            </w:r>
-            <w:r>
-              <w:rPr>
-                <w:rFonts w:hint="eastAsia"/>
-              </w:rPr>
-              <w:t>到</w:t>
-            </w:r>
-            <w:r>
-              <w:rPr>
-                <w:rFonts w:hint="eastAsia"/>
-              </w:rPr>
-              <w:t xml:space="preserve"> PC1 </w:t>
-            </w:r>
-            <w:r>
-              <w:rPr>
-                <w:rFonts w:hint="eastAsia"/>
-              </w:rPr>
-              <w:t>的帧必被发送到</w:t>
-            </w:r>
-            <w:r>
-              <w:rPr>
-                <w:rFonts w:hint="eastAsia"/>
-              </w:rPr>
-              <w:t xml:space="preserve"> PC2 </w:t>
-            </w:r>
-            <w:r>
-              <w:rPr>
-                <w:rFonts w:hint="eastAsia"/>
-              </w:rPr>
-              <w:t>端口”的现象，直观理解了“集线器所有端口同属一个冲突域、全端口泛洪导致带宽浪费”的特性，不再局限于课本上的文字描述。</w:t>
-            </w:r>
-          </w:p>
-          <w:p>
-            <w:pPr>
-              <w:wordWrap w:val="0"/>
-              <w:spacing w:line="276" w:lineRule="auto"/>
-              <w:jc w:val="left"/>
+              <w:jc w:val="center"/>
+              <w:rPr>
+                <w:rFonts w:hint="eastAsia"/>
+              </w:rPr>
+            </w:pPr>
+            <w:r>
               <w:rPr>
                 <w:noProof/>
               </w:rPr>
-            </w:pPr>
-            <w:r>
-              <w:rPr>
-                <w:noProof/>
-              </w:rPr>
-              <w:lastRenderedPageBreak/>
               <w:drawing>
-                <wp:inline distT="0" distB="0" distL="0" distR="0" wp14:anchorId="153FCDC5" wp14:editId="3E99557A">
-                  <wp:extent cx="2631930" cy="3721402"/>
-                  <wp:effectExtent l="0" t="0" r="0" b="0"/>
-                  <wp:docPr id="14" name="图片 14"/>
+                <wp:inline distT="0" distB="0" distL="0" distR="0" wp14:anchorId="73E6F700" wp14:editId="592100E3">
+                  <wp:extent cx="4508574" cy="6385626"/>
+                  <wp:effectExtent l="0" t="0" r="6350" b="0"/>
+                  <wp:docPr id="5" name="图片 5"/>
                   <wp:cNvGraphicFramePr>
                     <a:graphicFrameLocks xmlns:a="http://schemas.openxmlformats.org/drawingml/2006/main" noChangeAspect="1"/>
                   </wp:cNvGraphicFramePr>
@@ -4483,7 +3686,7 @@
                     <a:graphicData uri="http://schemas.openxmlformats.org/drawingml/2006/picture">
                       <pic:pic xmlns:pic="http://schemas.openxmlformats.org/drawingml/2006/picture">
                         <pic:nvPicPr>
-                          <pic:cNvPr id="0" name="Picture 7"/>
+                          <pic:cNvPr id="0" name="Picture 1"/>
                           <pic:cNvPicPr>
                             <a:picLocks noChangeAspect="1" noChangeArrowheads="1"/>
                           </pic:cNvPicPr>
@@ -4504,7 +3707,7 @@
                         <pic:spPr bwMode="auto">
                           <a:xfrm>
                             <a:off x="0" y="0"/>
-                            <a:ext cx="2642522" cy="3736378"/>
+                            <a:ext cx="4512809" cy="6391624"/>
                           </a:xfrm>
                           <a:prstGeom prst="rect">
                             <a:avLst/>
@@ -4520,122 +3723,6 @@
                 </wp:inline>
               </w:drawing>
             </w:r>
-            <w:r>
-              <w:rPr>
-                <w:noProof/>
-              </w:rPr>
-              <w:drawing>
-                <wp:inline distT="0" distB="0" distL="0" distR="0" wp14:anchorId="0E6C2923" wp14:editId="2504A563">
-                  <wp:extent cx="2638681" cy="3730947"/>
-                  <wp:effectExtent l="0" t="0" r="9525" b="3175"/>
-                  <wp:docPr id="16" name="图片 16"/>
-                  <wp:cNvGraphicFramePr>
-                    <a:graphicFrameLocks xmlns:a="http://schemas.openxmlformats.org/drawingml/2006/main" noChangeAspect="1"/>
-                  </wp:cNvGraphicFramePr>
-                  <a:graphic xmlns:a="http://schemas.openxmlformats.org/drawingml/2006/main">
-                    <a:graphicData uri="http://schemas.openxmlformats.org/drawingml/2006/picture">
-                      <pic:pic xmlns:pic="http://schemas.openxmlformats.org/drawingml/2006/picture">
-                        <pic:nvPicPr>
-                          <pic:cNvPr id="0" name="Picture 8"/>
-                          <pic:cNvPicPr>
-                            <a:picLocks noChangeAspect="1" noChangeArrowheads="1"/>
-                          </pic:cNvPicPr>
-                        </pic:nvPicPr>
-                        <pic:blipFill>
-                          <a:blip r:embed="rId22" cstate="print">
-                            <a:extLst>
-                              <a:ext uri="{28A0092B-C50C-407E-A947-70E740481C1C}">
-                                <a14:useLocalDpi xmlns:a14="http://schemas.microsoft.com/office/drawing/2010/main" val="0"/>
-                              </a:ext>
-                            </a:extLst>
-                          </a:blip>
-                          <a:srcRect/>
-                          <a:stretch>
-                            <a:fillRect/>
-                          </a:stretch>
-                        </pic:blipFill>
-                        <pic:spPr bwMode="auto">
-                          <a:xfrm>
-                            <a:off x="0" y="0"/>
-                            <a:ext cx="2647316" cy="3743156"/>
-                          </a:xfrm>
-                          <a:prstGeom prst="rect">
-                            <a:avLst/>
-                          </a:prstGeom>
-                          <a:noFill/>
-                          <a:ln>
-                            <a:noFill/>
-                          </a:ln>
-                        </pic:spPr>
-                      </pic:pic>
-                    </a:graphicData>
-                  </a:graphic>
-                </wp:inline>
-              </w:drawing>
-            </w:r>
-          </w:p>
-          <w:p>
-            <w:pPr>
-              <w:wordWrap w:val="0"/>
-              <w:spacing w:line="276" w:lineRule="auto"/>
-              <w:jc w:val="left"/>
-            </w:pPr>
-            <w:r>
-              <w:rPr>
-                <w:noProof/>
-              </w:rPr>
-              <w:drawing>
-                <wp:inline distT="0" distB="0" distL="0" distR="0" wp14:anchorId="2BB22304" wp14:editId="61052BFF">
-                  <wp:extent cx="2910681" cy="2948574"/>
-                  <wp:effectExtent l="0" t="0" r="4445" b="4445"/>
-                  <wp:docPr id="10" name="图片 10"/>
-                  <wp:cNvGraphicFramePr>
-                    <a:graphicFrameLocks xmlns:a="http://schemas.openxmlformats.org/drawingml/2006/main" noChangeAspect="1"/>
-                  </wp:cNvGraphicFramePr>
-                  <a:graphic xmlns:a="http://schemas.openxmlformats.org/drawingml/2006/main">
-                    <a:graphicData uri="http://schemas.openxmlformats.org/drawingml/2006/picture">
-                      <pic:pic xmlns:pic="http://schemas.openxmlformats.org/drawingml/2006/picture">
-                        <pic:nvPicPr>
-                          <pic:cNvPr id="0" name="Picture 6"/>
-                          <pic:cNvPicPr>
-                            <a:picLocks noChangeAspect="1" noChangeArrowheads="1"/>
-                          </pic:cNvPicPr>
-                        </pic:nvPicPr>
-                        <pic:blipFill rotWithShape="1">
-                          <a:blip r:embed="rId23" cstate="print">
-                            <a:extLst>
-                              <a:ext uri="{28A0092B-C50C-407E-A947-70E740481C1C}">
-                                <a14:useLocalDpi xmlns:a14="http://schemas.microsoft.com/office/drawing/2010/main" val="0"/>
-                              </a:ext>
-                            </a:extLst>
-                          </a:blip>
-                          <a:srcRect b="28355"/>
-                          <a:stretch/>
-                        </pic:blipFill>
-                        <pic:spPr bwMode="auto">
-                          <a:xfrm>
-                            <a:off x="0" y="0"/>
-                            <a:ext cx="2914060" cy="2951997"/>
-                          </a:xfrm>
-                          <a:prstGeom prst="rect">
-                            <a:avLst/>
-                          </a:prstGeom>
-                          <a:noFill/>
-                          <a:ln>
-                            <a:noFill/>
-                          </a:ln>
-                          <a:extLst>
-                            <a:ext uri="{53640926-AAD7-44D8-BBD7-CCE9431645EC}">
-                              <a14:shadowObscured xmlns:a14="http://schemas.microsoft.com/office/drawing/2010/main"/>
-                            </a:ext>
-                          </a:extLst>
-                        </pic:spPr>
-                      </pic:pic>
-                    </a:graphicData>
-                  </a:graphic>
-                </wp:inline>
-              </w:drawing>
-            </w:r>
           </w:p>
         </w:tc>
       </w:tr>
@@ -4660,7 +3747,6 @@
                 <w:rFonts w:hint="eastAsia"/>
                 <w:szCs w:val="16"/>
               </w:rPr>
-              <w:lastRenderedPageBreak/>
               <w:t>考核评价</w:t>
             </w:r>
           </w:p>
@@ -4754,7 +3840,7 @@
     </w:tbl>
     <w:p/>
     <w:sectPr>
-      <w:headerReference w:type="default" r:id="rId24"/>
+      <w:headerReference w:type="default" r:id="rId22"/>
       <w:pgSz w:w="11907" w:h="16840"/>
       <w:pgMar w:top="1134" w:right="1134" w:bottom="1134" w:left="1134" w:header="720" w:footer="720" w:gutter="0"/>
       <w:cols w:space="720"/>
@@ -6372,12 +5458,12 @@
     <w:uiPriority w:val="35"/>
     <w:unhideWhenUsed/>
     <w:qFormat/>
-    <w:rsid w:val="00BC0D8D"/>
+    <w:rsid w:val="00963740"/>
     <w:pPr>
       <w:jc w:val="center"/>
     </w:pPr>
     <w:rPr>
-      <w:rFonts w:asciiTheme="majorHAnsi" w:eastAsia="黑体" w:hAnsiTheme="majorHAnsi" w:cstheme="majorBidi"/>
+      <w:rFonts w:eastAsia="黑体" w:cstheme="majorBidi"/>
       <w:sz w:val="20"/>
     </w:rPr>
   </w:style>
